--- a/downloads/teacher/04 Units/Unit 03 - Human Development and Relationships - Growing Up, Getting Along/Vocabulary 03.docx
+++ b/downloads/teacher/04 Units/Unit 03 - Human Development and Relationships - Growing Up, Getting Along/Vocabulary 03.docx
@@ -28,7 +28,7 @@
         <w:rPr>
           <w:b/>
         </w:rPr>
-        <w:t xml:space="preserve">Translation status: [check with a native speaker].</w:t>
+        <w:t xml:space="preserve">Translation status.</w:t>
       </w:r>
       <w:r>
         <w:t xml:space="preserve"> </w:t>
@@ -183,9 +183,9 @@
       <w:pPr>
         <w:pStyle w:val="Heading2"/>
       </w:pPr>
-      <w:bookmarkStart w:id="21" w:name="the-table-check-with-a-native-speaker"/>
+      <w:bookmarkStart w:id="21" w:name="the-table"/>
       <w:r>
-        <w:t xml:space="preserve">The table [check with a native speaker]</w:t>
+        <w:t xml:space="preserve">The table</w:t>
       </w:r>
       <w:bookmarkEnd w:id="21"/>
     </w:p>
@@ -606,7 +606,7 @@
               <w:jc w:val="left"/>
             </w:pPr>
             <w:r>
-              <w:t xml:space="preserve">The stage from about 11 to 18, when a child becomes an adult. You are in it now.</w:t>
+              <w:t xml:space="preserve">The stage from about 12 to 18, when a child becomes an adult. You are in it now.</w:t>
             </w:r>
           </w:p>
         </w:tc>
@@ -1475,7 +1475,7 @@
               <w:jc w:val="left"/>
             </w:pPr>
             <w:r>
-              <w:t xml:space="preserve">Saying no in a way that works. There are five refusal skills in this unit.</w:t>
+              <w:t xml:space="preserve">Saying no in a way that works. There are four refusal steps in this unit.</w:t>
             </w:r>
           </w:p>
         </w:tc>
@@ -4094,24 +4094,6 @@
       </w:pPr>
       <w:r>
         <w:t xml:space="preserve">Print these on the back of the I-message builder (3.10), the skit and role play feedback slips (3.6, 3.11), and the showcase feedback slips and the parent card template (3.18).</w:t>
-      </w:r>
-      <w:r>
-        <w:t xml:space="preserve"> </w:t>
-      </w:r>
-      <w:r>
-        <w:rPr>
-          <w:rStyle w:val="TeacherNote"/>
-        </w:rPr>
-        <w:t xml:space="preserve">[Sal: if the ENL teacher has a house version of the I-message in Turkish or Portuguese, use that one; students may already know it.]</w:t>
-      </w:r>
-      <w:r>
-        <w:t xml:space="preserve"> </w:t>
-      </w:r>
-      <w:r>
-        <w:rPr>
-          <w:rStyle w:val="TeacherNote"/>
-        </w:rPr>
-        <w:t xml:space="preserve">[check with a native speaker]</w:t>
       </w:r>
     </w:p>
     <w:p>
